--- a/docs/Colvio_Technical_Spec_EN.docx
+++ b/docs/Colvio_Technical_Spec_EN.docx
@@ -63,7 +63,7 @@
           <w:sz w:val="22"/>
           <w:szCs w:val="22"/>
         </w:rPr>
-        <w:t xml:space="preserve">v1.11.154  ·  August 2026</w:t>
+        <w:t xml:space="preserve">v1.11.170  ·  October 2026</w:t>
       </w:r>
     </w:p>
     <w:p>
@@ -132,7 +132,7 @@
         <w:t xml:space="preserve">Manifest V3</w:t>
       </w:r>
       <w:r>
-        <w:t xml:space="preserve"> Chrome extension (React 18 + Vite) for Microsoft Dynamics 365 / Dataverse. It ships 19 exploration, loading and audit modules with no backend at all: every request goes from the user's browser to their own org, authenticated by the existing session.</w:t>
+        <w:t xml:space="preserve"> Chrome extension (React 18 + Vite) for Microsoft Dynamics 365 / Dataverse. It ships 20 exploration, loading and audit modules with no backend at all: every request goes from the user's browser to their own org, authenticated by the existing session.</w:t>
       </w:r>
     </w:p>
     <w:tbl>
@@ -265,7 +265,7 @@
                 <w:sz w:val="20"/>
                 <w:szCs w:val="20"/>
               </w:rPr>
-              <w:t xml:space="preserve">~19 300</w:t>
+              <w:t xml:space="preserve">~20 600</w:t>
             </w:r>
           </w:p>
         </w:tc>
@@ -321,7 +321,7 @@
                 <w:sz w:val="20"/>
                 <w:szCs w:val="20"/>
               </w:rPr>
-              <w:t xml:space="preserve">38</w:t>
+              <w:t xml:space="preserve">39</w:t>
             </w:r>
           </w:p>
         </w:tc>
@@ -377,7 +377,7 @@
                 <w:sz w:val="20"/>
                 <w:szCs w:val="20"/>
               </w:rPr>
-              <w:t xml:space="preserve">79</w:t>
+              <w:t xml:space="preserve">73</w:t>
             </w:r>
           </w:p>
         </w:tc>
@@ -433,7 +433,7 @@
                 <w:sz w:val="20"/>
                 <w:szCs w:val="20"/>
               </w:rPr>
-              <w:t xml:space="preserve">260 (Vitest)</w:t>
+              <w:t xml:space="preserve">314 (Vitest)</w:t>
             </w:r>
           </w:p>
         </w:tc>
@@ -489,7 +489,7 @@
                 <w:sz w:val="20"/>
                 <w:szCs w:val="20"/>
               </w:rPr>
-              <w:t xml:space="preserve">~905 KB (+ ~430 KB xlsx, ~373 KB pptxgen on demand)</w:t>
+              <w:t xml:space="preserve">~968 KB (+ ~430 KB xlsx, ~373 KB pptxgen on demand)</w:t>
             </w:r>
           </w:p>
         </w:tc>
@@ -738,7 +738,7 @@
         <w:t xml:space="preserve">panel</w:t>
       </w:r>
       <w:r>
-        <w:t xml:space="preserve"> (src/) — the React app: 38 components, one module = one tab. The bridge (</w:t>
+        <w:t xml:space="preserve"> (src/) — the React app: 39 components, one module = one tab. The bridge (</w:t>
       </w:r>
       <w:r>
         <w:rPr>
@@ -893,7 +893,7 @@
           <w:b/>
           <w:bCs/>
         </w:rPr>
-        <w:t xml:space="preserve">79 actions</w:t>
+        <w:t xml:space="preserve">73 actions</w:t>
       </w:r>
       <w:r>
         <w:t xml:space="preserve"> (query, metadata, batch…), input validation (entity/field regexes, GUIDs, control-char stripping), $batch building, 429 back-off.</w:t>
@@ -1193,7 +1193,7 @@
                 <w:sz w:val="20"/>
                 <w:szCs w:val="20"/>
               </w:rPr>
-              <w:t xml:space="preserve">SQL → FetchXML</w:t>
+              <w:t xml:space="preserve">SQL (2 engines)</w:t>
             </w:r>
           </w:p>
         </w:tc>
@@ -1220,7 +1220,7 @@
                 <w:sz w:val="20"/>
                 <w:szCs w:val="20"/>
               </w:rPr>
-              <w:t xml:space="preserve">Dedicated parser (</w:t>
+              <w:t xml:space="preserve">Native: the SELECT goes straight to Dataverse via the Web API ?sql= option (multi-table JOINs with aliases, self-joins, DISTINCT, server-side GROUP BY; orgs without the option auto-detected). Transpiled: dedicated parser (</w:t>
             </w:r>
             <w:r>
               <w:rPr>
@@ -1236,7 +1236,7 @@
                 <w:sz w:val="20"/>
                 <w:szCs w:val="20"/>
               </w:rPr>
-              <w:t xml:space="preserve">, 43 tests): SELECT/JOIN/WHERE/GROUP BY/aggregates → link-entity, attributes, filters.</w:t>
+              <w:t xml:space="preserve">, 43 tests) SELECT/JOIN/WHERE/GROUP BY → link-entity — the only engine with HAVING/TOP.</w:t>
             </w:r>
           </w:p>
         </w:tc>
@@ -1413,7 +1413,7 @@
                 <w:sz w:val="20"/>
                 <w:szCs w:val="20"/>
               </w:rPr>
-              <w:t xml:space="preserve">EntityDefinitions + attributes; typed inline field editing; BPF manager; data-dictionary and OptionSet CSV exports.</w:t>
+              <w:t xml:space="preserve">EntityDefinitions + attributes; typed inline field editing, LOOKUPS included (link/relink/clear via @odata.bind, GUID-validated); BPF manager; Virtual/Elastic filter chips; data-dictionary and OptionSet CSV exports.</w:t>
             </w:r>
           </w:p>
         </w:tc>
@@ -1581,7 +1581,7 @@
                 <w:sz w:val="20"/>
                 <w:szCs w:val="20"/>
               </w:rPr>
-              <w:t xml:space="preserve">Custom SVG rendering (drag/zoom/pan), PNG 2x / SVG / Mermaid exports; JSON snapshots + ranked cross-org diff.</w:t>
+              <w:t xml:space="preserve">Custom SVG rendering (drag/zoom/pan), dashed N:N edges in the ERD, business relationships first in the graph (system plumbing behind a toggle, cache-clearing ↻), PNG 2x / SVG / Mermaid exports; JSON snapshots + ranked cross-org diff.</w:t>
             </w:r>
           </w:p>
         </w:tc>
@@ -1861,7 +1861,63 @@
                 <w:sz w:val="20"/>
                 <w:szCs w:val="20"/>
               </w:rPr>
-              <w:t xml:space="preserve">Hierarchy + full-screen org chart (PNG), bulk user move (roles truth stated first), paste-a-list selection; adoption analytics (server-side per-day aggregation, DAU/WAU/MAU, service accounts separated, native PowerPoint report).</w:t>
+              <w:t xml:space="preserve">Hierarchy + full-screen org chart (PNG), bulk user move (roles truth stated first), paste-a-list selection and move-INTO-a-BU by pasted email list (org-wide match); adoption analytics (server-side per-day aggregation, DAU/WAU/MAU, service accounts separated, native PowerPoint report).</w:t>
+            </w:r>
+          </w:p>
+        </w:tc>
+      </w:tr>
+      <w:tr>
+        <w:tc>
+          <w:tcPr>
+            <w:tcW w:type="dxa" w:w="2578"/>
+            <w:tcBorders>
+              <w:top w:val="single" w:color="C9CED6" w:sz="1"/>
+              <w:left w:val="single" w:color="C9CED6" w:sz="1"/>
+              <w:bottom w:val="single" w:color="C9CED6" w:sz="1"/>
+              <w:right w:val="single" w:color="C9CED6" w:sz="1"/>
+            </w:tcBorders>
+            <w:shd w:fill="F7F8FA" w:val="clear"/>
+            <w:tcMar>
+              <w:top w:type="dxa" w:w="60"/>
+              <w:left w:type="dxa" w:w="110"/>
+              <w:bottom w:type="dxa" w:w="60"/>
+              <w:right w:type="dxa" w:w="110"/>
+            </w:tcMar>
+          </w:tcPr>
+          <w:p>
+            <w:r>
+              <w:rPr>
+                <w:sz w:val="20"/>
+                <w:szCs w:val="20"/>
+              </w:rPr>
+              <w:t xml:space="preserve">Teams</w:t>
+            </w:r>
+          </w:p>
+        </w:tc>
+        <w:tc>
+          <w:tcPr>
+            <w:tcW w:type="dxa" w:w="6448"/>
+            <w:tcBorders>
+              <w:top w:val="single" w:color="C9CED6" w:sz="1"/>
+              <w:left w:val="single" w:color="C9CED6" w:sz="1"/>
+              <w:bottom w:val="single" w:color="C9CED6" w:sz="1"/>
+              <w:right w:val="single" w:color="C9CED6" w:sz="1"/>
+            </w:tcBorders>
+            <w:shd w:fill="F7F8FA" w:val="clear"/>
+            <w:tcMar>
+              <w:top w:type="dxa" w:w="60"/>
+              <w:left w:type="dxa" w:w="110"/>
+              <w:bottom w:type="dxa" w:w="60"/>
+              <w:right w:type="dxa" w:w="110"/>
+            </w:tcMar>
+          </w:tcPr>
+          <w:p>
+            <w:r>
+              <w:rPr>
+                <w:sz w:val="20"/>
+                <w:szCs w:val="20"/>
+              </w:rPr>
+              <w:t xml:space="preserve">Owner / Entra group / access teams (lazy-loaded, 500 cap): members, carried security roles (inherited by members without ever showing on the user), copiable Entra Object ID, lazy-materialization truth stated. Read-only.</w:t>
             </w:r>
           </w:p>
         </w:tc>
@@ -1976,7 +2032,91 @@
         <w:t xml:space="preserve">OrganizationType</w:t>
       </w:r>
       <w:r>
-        <w:t xml:space="preserve"> (Production, Sandbox, CustomerTest→UAT, Trial…) — the authoritative source for the environment badge. A hostname heuristic (sandbox, uat, dev…) is fallback only.</w:t>
+        <w:t xml:space="preserve"> — the badge's source of truth, mapped on Microsoft's DOCUMENTED enum: a production org reports </w:t>
+      </w:r>
+      <w:r>
+        <w:rPr>
+          <w:rFonts w:ascii="Consolas" w:cs="Consolas" w:eastAsia="Consolas" w:hAnsi="Consolas"/>
+          <w:color w:val="0E7490"/>
+          <w:sz w:val="19"/>
+          <w:szCs w:val="19"/>
+        </w:rPr>
+        <w:t xml:space="preserve">Customer</w:t>
+      </w:r>
+      <w:r>
+        <w:t xml:space="preserve"> or </w:t>
+      </w:r>
+      <w:r>
+        <w:rPr>
+          <w:rFonts w:ascii="Consolas" w:cs="Consolas" w:eastAsia="Consolas" w:hAnsi="Consolas"/>
+          <w:color w:val="0E7490"/>
+          <w:sz w:val="19"/>
+          <w:szCs w:val="19"/>
+        </w:rPr>
+        <w:t xml:space="preserve">Secondary</w:t>
+      </w:r>
+      <w:r>
+        <w:t xml:space="preserve"> (the enum has NO </w:t>
+      </w:r>
+      <w:r>
+        <w:rPr>
+          <w:rFonts w:ascii="Consolas" w:cs="Consolas" w:eastAsia="Consolas" w:hAnsi="Consolas"/>
+          <w:color w:val="0E7490"/>
+          <w:sz w:val="19"/>
+          <w:szCs w:val="19"/>
+        </w:rPr>
+        <w:t xml:space="preserve">Production</w:t>
+      </w:r>
+      <w:r>
+        <w:t xml:space="preserve"> member), </w:t>
+      </w:r>
+      <w:r>
+        <w:rPr>
+          <w:rFonts w:ascii="Consolas" w:cs="Consolas" w:eastAsia="Consolas" w:hAnsi="Consolas"/>
+          <w:color w:val="0E7490"/>
+          <w:sz w:val="19"/>
+          <w:szCs w:val="19"/>
+        </w:rPr>
+        <w:t xml:space="preserve">CustomerTest</w:t>
+      </w:r>
+      <w:r>
+        <w:t xml:space="preserve">/</w:t>
+      </w:r>
+      <w:r>
+        <w:rPr>
+          <w:rFonts w:ascii="Consolas" w:cs="Consolas" w:eastAsia="Consolas" w:hAnsi="Consolas"/>
+          <w:color w:val="0E7490"/>
+          <w:sz w:val="19"/>
+          <w:szCs w:val="19"/>
+        </w:rPr>
+        <w:t xml:space="preserve">CustomerFreeTest</w:t>
+      </w:r>
+      <w:r>
+        <w:t xml:space="preserve"> = sandbox, </w:t>
+      </w:r>
+      <w:r>
+        <w:rPr>
+          <w:rFonts w:ascii="Consolas" w:cs="Consolas" w:eastAsia="Consolas" w:hAnsi="Consolas"/>
+          <w:color w:val="0E7490"/>
+          <w:sz w:val="19"/>
+          <w:szCs w:val="19"/>
+        </w:rPr>
+        <w:t xml:space="preserve">TestDrive</w:t>
+      </w:r>
+      <w:r>
+        <w:t xml:space="preserve">/</w:t>
+      </w:r>
+      <w:r>
+        <w:rPr>
+          <w:rFonts w:ascii="Consolas" w:cs="Consolas" w:eastAsia="Consolas" w:hAnsi="Consolas"/>
+          <w:color w:val="0E7490"/>
+          <w:sz w:val="19"/>
+          <w:szCs w:val="19"/>
+        </w:rPr>
+        <w:t xml:space="preserve">Trial</w:t>
+      </w:r>
+      <w:r>
+        <w:t xml:space="preserve"> = trial. Unknown values are presumed production (fail-closed: PROD confirmations can never be disarmed by a new type). The hostname heuristic is fallback only.</w:t>
       </w:r>
     </w:p>
     <w:p>
@@ -2026,7 +2166,17 @@
         <w:t xml:space="preserve">d365_cache_&lt;org&gt;_…</w:t>
       </w:r>
       <w:r>
-        <w:t xml:space="preserve">) — no cross-environment bleed.</w:t>
+        <w:t xml:space="preserve">) — no cross-environment bleed. On storage-quota exhaustion the cache </w:t>
+      </w:r>
+      <w:r>
+        <w:rPr>
+          <w:b/>
+          <w:bCs/>
+        </w:rPr>
+        <w:t xml:space="preserve">self-evicts</w:t>
+      </w:r>
+      <w:r>
+        <w:t xml:space="preserve"> (other orgs first, then the current org, then in-memory fallback): a cache write can never break a feature.</w:t>
       </w:r>
     </w:p>
     <w:tbl>
@@ -2922,7 +3072,7 @@
         <w:t xml:space="preserve">fullLog</w:t>
       </w:r>
       <w:r>
-        <w:t xml:space="preserve"> (ref, outside React — every row, O(1) memory per row) and a display buffer bounded at 2,000 entries (ring buffer, aggregated counters). Per-row details rebuild the exact request (same transforms + optionMaps as the send). Exports: full log, errors only, injection-protected CSV.</w:t>
+        <w:t xml:space="preserve"> (ref, outside React — every row, O(1) memory per row) and a display buffer bounded at 300 entries (ring buffer, aggregated counters). Per-row details rebuild the exact request (same transforms + optionMaps as the send). Exports: full log, errors only, injection-protected CSV.</w:t>
       </w:r>
     </w:p>
     <w:p>
@@ -2943,7 +3093,7 @@
         <w:spacing w:after="120"/>
       </w:pPr>
       <w:r>
-        <w:t xml:space="preserve">Full 4-dimension audit + 7-angle code review in June 2026: </w:t>
+        <w:t xml:space="preserve">Successive audits: 4 dimensions + 7-angle review (June 2026), write-path audit (August), 8-lens product audit (September), pre-publication review (September): </w:t>
       </w:r>
       <w:r>
         <w:rPr>
@@ -3182,15 +3332,7 @@
         <w:t xml:space="preserve">Relay origin guard</w:t>
       </w:r>
       <w:r>
-        <w:t xml:space="preserve">: the panel states its org on every request; the service worker refuses any tab showing a different environment.</w:t>
-      </w:r>
-    </w:p>
-    <w:p>
-      <w:pPr>
-        <w:pStyle w:val="Heading1"/>
-      </w:pPr>
-      <w:r>
-        <w:t xml:space="preserve">7. Performance</w:t>
+        <w:t xml:space="preserve">: the panel states its org on every request; the service worker refuses any tab showing a different environment (and refuses requests with no stated org — fail-closed).</w:t>
       </w:r>
     </w:p>
     <w:p>
@@ -3203,7 +3345,14 @@
         <w:spacing w:after="60"/>
       </w:pPr>
       <w:r>
-        <w:t xml:space="preserve">Client rate-limit 30 req/s + 429 back-off; bulk worker pools (default 6; Dataverse allows 52 connections).</w:t>
+        <w:rPr>
+          <w:b/>
+          <w:bCs/>
+        </w:rPr>
+        <w:t xml:space="preserve">History privacy</w:t>
+      </w:r>
+      <w:r>
+        <w:t xml:space="preserve">: filter values never persist — OData $filter, SQL literals and FetchXML values are redacted before storage, and entries saved by older versions are scrubbed on load (idempotent upgrade scrub).</w:t>
       </w:r>
     </w:p>
     <w:p>
@@ -3216,7 +3365,22 @@
         <w:spacing w:after="60"/>
       </w:pPr>
       <w:r>
-        <w:t xml:space="preserve">Virtual scrolling (~35 rendered rows regardless of volume); bounded live log (2,000) + full ref outside re-renders.</w:t>
+        <w:rPr>
+          <w:b/>
+          <w:bCs/>
+        </w:rPr>
+        <w:t xml:space="preserve">PRODUCTION confirmations</w:t>
+      </w:r>
+      <w:r>
+        <w:t xml:space="preserve"> on every destructive surface (Loader runs, bulk update/delete, inline edits, BU moves), armed by the real environment detection.</w:t>
+      </w:r>
+    </w:p>
+    <w:p>
+      <w:pPr>
+        <w:pStyle w:val="Heading1"/>
+      </w:pPr>
+      <w:r>
+        <w:t xml:space="preserve">7. Performance</w:t>
       </w:r>
     </w:p>
     <w:p>
@@ -3229,14 +3393,7 @@
         <w:spacing w:after="60"/>
       </w:pPr>
       <w:r>
-        <w:rPr>
-          <w:b/>
-          <w:bCs/>
-        </w:rPr>
-        <w:t xml:space="preserve">Lazy-loaded xlsx</w:t>
-      </w:r>
-      <w:r>
-        <w:t xml:space="preserve">: panel ~490 KB; the ~430 KB xlsx chunk loads only on Excel drop/export.</w:t>
+        <w:t xml:space="preserve">Client rate-limit 30 req/s + 429 back-off; bulk worker pools (default 6; Dataverse allows 52 connections).</w:t>
       </w:r>
     </w:p>
     <w:p>
@@ -3249,33 +3406,79 @@
         <w:spacing w:after="60"/>
       </w:pPr>
       <w:r>
-        <w:t xml:space="preserve">Two-tier metadata cache; debounced searches; parallel OptionSet preloading.</w:t>
-      </w:r>
-    </w:p>
-    <w:p>
-      <w:pPr>
-        <w:pStyle w:val="Heading1"/>
-      </w:pPr>
-      <w:r>
-        <w:t xml:space="preserve">8. Build, tests &amp; release</w:t>
-      </w:r>
-    </w:p>
-    <w:p>
-      <w:pPr>
-        <w:spacing w:after="120"/>
-      </w:pPr>
-      <w:r>
-        <w:t xml:space="preserve">Vite (build &lt; 2 s) + post-build script (manifest/content/background copy, icons). </w:t>
-      </w:r>
+        <w:t xml:space="preserve">Virtual scrolling (~35 rendered rows regardless of volume); bounded live log (300) + full ref outside re-renders.</w:t>
+      </w:r>
+    </w:p>
+    <w:p>
+      <w:pPr>
+        <w:pStyle w:val="ListParagraph"/>
+        <w:numPr>
+          <w:ilvl w:val="0"/>
+          <w:numId w:val="2"/>
+        </w:numPr>
+        <w:spacing w:after="60"/>
+      </w:pPr>
       <w:r>
         <w:rPr>
           <w:b/>
           <w:bCs/>
         </w:rPr>
-        <w:t xml:space="preserve">260 Vitest tests</w:t>
-      </w:r>
-      <w:r>
-        <w:t xml:space="preserve">: SQL parser (43), loaderUtils (transforms, RFC-4180 parser, typed coercion), updateUtils/filterUtils/historyUtils (writes, filters, history), adoption/BU/solutions/duplicates, i18n coverage (every t() key present in both locales). ESLint (real-bug rules: no-undef, no-dupe-keys…) in every pre-release pass.</w:t>
+        <w:t xml:space="preserve">Lazy-loaded xlsx</w:t>
+      </w:r>
+      <w:r>
+        <w:t xml:space="preserve">: panel ~490 KB; the ~430 KB xlsx chunk loads only on Excel drop/export.</w:t>
+      </w:r>
+    </w:p>
+    <w:p>
+      <w:pPr>
+        <w:pStyle w:val="ListParagraph"/>
+        <w:numPr>
+          <w:ilvl w:val="0"/>
+          <w:numId w:val="2"/>
+        </w:numPr>
+        <w:spacing w:after="60"/>
+      </w:pPr>
+      <w:r>
+        <w:t xml:space="preserve">Two-tier metadata cache; debounced searches; parallel OptionSet preloading.</w:t>
+      </w:r>
+    </w:p>
+    <w:p>
+      <w:pPr>
+        <w:pStyle w:val="ListParagraph"/>
+        <w:numPr>
+          <w:ilvl w:val="0"/>
+          <w:numId w:val="2"/>
+        </w:numPr>
+        <w:spacing w:after="60"/>
+      </w:pPr>
+      <w:r>
+        <w:t xml:space="preserve">Render caps (500 rows + honest banner) on potentially huge lists (role/BU/team members, users, adoption) — selection, filters and exports still cover the full list.</w:t>
+      </w:r>
+    </w:p>
+    <w:p>
+      <w:pPr>
+        <w:pStyle w:val="Heading1"/>
+      </w:pPr>
+      <w:r>
+        <w:t xml:space="preserve">8. Build, tests &amp; release</w:t>
+      </w:r>
+    </w:p>
+    <w:p>
+      <w:pPr>
+        <w:spacing w:after="120"/>
+      </w:pPr>
+      <w:r>
+        <w:t xml:space="preserve">Vite (build &lt; 2 s) + post-build script (manifest/content/background copy, icons). </w:t>
+      </w:r>
+      <w:r>
+        <w:rPr>
+          <w:b/>
+          <w:bCs/>
+        </w:rPr>
+        <w:t xml:space="preserve">314 Vitest tests</w:t>
+      </w:r>
+      <w:r>
+        <w:t xml:space="preserve">: SQL parser (43), envDetect/sqlNative/teamUtils/relGraphUtils (fail-closed environment badge, native SQL engine, Teams, relationship classification), loaderUtils (transforms, RFC-4180 parser, typed coercion), updateUtils/filterUtils/historyUtils (writes, filters, history), adoption/BU/solutions/duplicates, i18n coverage (every t() key present in both locales). ESLint (real-bug rules: no-undef, no-dupe-keys…) in every pre-release pass.</w:t>
       </w:r>
     </w:p>
     <w:p>
@@ -3470,7 +3673,7 @@
         <w:sz w:val="17"/>
         <w:szCs w:val="17"/>
       </w:rPr>
-      <w:t xml:space="preserve">Colvio v1.11.154 — Technical Specification  —  </w:t>
+      <w:t xml:space="preserve">Colvio v1.11.170 — Technical Specification  —  </w:t>
     </w:r>
     <w:r>
       <w:rPr>

--- a/docs/Colvio_Technical_Spec_EN.docx
+++ b/docs/Colvio_Technical_Spec_EN.docx
@@ -63,7 +63,7 @@
           <w:sz w:val="22"/>
           <w:szCs w:val="22"/>
         </w:rPr>
-        <w:t xml:space="preserve">v1.11.170  ·  October 2026</w:t>
+        <w:t xml:space="preserve">v1.11.171  ·  October 2026</w:t>
       </w:r>
     </w:p>
     <w:p>
@@ -132,7 +132,7 @@
         <w:t xml:space="preserve">Manifest V3</w:t>
       </w:r>
       <w:r>
-        <w:t xml:space="preserve"> Chrome extension (React 18 + Vite) for Microsoft Dynamics 365 / Dataverse. It ships 20 exploration, loading and audit modules with no backend at all: every request goes from the user's browser to their own org, authenticated by the existing session.</w:t>
+        <w:t xml:space="preserve"> Chrome extension (React 18 + Vite) for Microsoft Dynamics 365 / Dataverse. It ships 21 exploration, loading and audit modules with no backend at all: every request goes from the user's browser to their own org, authenticated by the existing session.</w:t>
       </w:r>
     </w:p>
     <w:tbl>
@@ -265,7 +265,7 @@
                 <w:sz w:val="20"/>
                 <w:szCs w:val="20"/>
               </w:rPr>
-              <w:t xml:space="preserve">~20 600</w:t>
+              <w:t xml:space="preserve">~21 200</w:t>
             </w:r>
           </w:p>
         </w:tc>
@@ -321,7 +321,7 @@
                 <w:sz w:val="20"/>
                 <w:szCs w:val="20"/>
               </w:rPr>
-              <w:t xml:space="preserve">39</w:t>
+              <w:t xml:space="preserve">40</w:t>
             </w:r>
           </w:p>
         </w:tc>
@@ -433,7 +433,7 @@
                 <w:sz w:val="20"/>
                 <w:szCs w:val="20"/>
               </w:rPr>
-              <w:t xml:space="preserve">314 (Vitest)</w:t>
+              <w:t xml:space="preserve">336 (Vitest)</w:t>
             </w:r>
           </w:p>
         </w:tc>
@@ -489,7 +489,7 @@
                 <w:sz w:val="20"/>
                 <w:szCs w:val="20"/>
               </w:rPr>
-              <w:t xml:space="preserve">~968 KB (+ ~430 KB xlsx, ~373 KB pptxgen on demand)</w:t>
+              <w:t xml:space="preserve">~996 KB (+ ~430 KB xlsx, ~373 KB pptxgen on demand)</w:t>
             </w:r>
           </w:p>
         </w:tc>
@@ -1922,6 +1922,62 @@
           </w:p>
         </w:tc>
       </w:tr>
+      <w:tr>
+        <w:tc>
+          <w:tcPr>
+            <w:tcW w:type="dxa" w:w="2578"/>
+            <w:tcBorders>
+              <w:top w:val="single" w:color="C9CED6" w:sz="1"/>
+              <w:left w:val="single" w:color="C9CED6" w:sz="1"/>
+              <w:bottom w:val="single" w:color="C9CED6" w:sz="1"/>
+              <w:right w:val="single" w:color="C9CED6" w:sz="1"/>
+            </w:tcBorders>
+            <w:shd w:fill="FFFFFF" w:val="clear"/>
+            <w:tcMar>
+              <w:top w:type="dxa" w:w="60"/>
+              <w:left w:type="dxa" w:w="110"/>
+              <w:bottom w:type="dxa" w:w="60"/>
+              <w:right w:type="dxa" w:w="110"/>
+            </w:tcMar>
+          </w:tcPr>
+          <w:p>
+            <w:r>
+              <w:rPr>
+                <w:sz w:val="20"/>
+                <w:szCs w:val="20"/>
+              </w:rPr>
+              <w:t xml:space="preserve">Storage</w:t>
+            </w:r>
+          </w:p>
+        </w:tc>
+        <w:tc>
+          <w:tcPr>
+            <w:tcW w:type="dxa" w:w="6448"/>
+            <w:tcBorders>
+              <w:top w:val="single" w:color="C9CED6" w:sz="1"/>
+              <w:left w:val="single" w:color="C9CED6" w:sz="1"/>
+              <w:bottom w:val="single" w:color="C9CED6" w:sz="1"/>
+              <w:right w:val="single" w:color="C9CED6" w:sz="1"/>
+            </w:tcBorders>
+            <w:shd w:fill="FFFFFF" w:val="clear"/>
+            <w:tcMar>
+              <w:top w:type="dxa" w:w="60"/>
+              <w:left w:type="dxa" w:w="110"/>
+              <w:bottom w:type="dxa" w:w="60"/>
+              <w:right w:type="dxa" w:w="110"/>
+            </w:tcMar>
+          </w:tcPr>
+          <w:p>
+            <w:r>
+              <w:rPr>
+                <w:sz w:val="20"/>
+                <w:szCs w:val="20"/>
+              </w:rPr>
+              <w:t xml:space="preserve">Rows per table for the whole org via RetrieveTotalRecordCount (Dataverse snapshot ≤ 24 h, a few chunked calls, bisection isolating any refused table); storage class per Microsoft's split (File / Log incl. elastic tables / Database); file bytes per table (aggregates over notes, file/image columns, attachments) in the background with period bisection past 50,000 rows. Billed GB stay in the admin center (app-registration API).</w:t>
+            </w:r>
+          </w:p>
+        </w:tc>
+      </w:tr>
     </w:tbl>
     <w:p>
       <w:r>
@@ -3475,7 +3531,7 @@
           <w:b/>
           <w:bCs/>
         </w:rPr>
-        <w:t xml:space="preserve">314 Vitest tests</w:t>
+        <w:t xml:space="preserve">336 Vitest tests</w:t>
       </w:r>
       <w:r>
         <w:t xml:space="preserve">: SQL parser (43), envDetect/sqlNative/teamUtils/relGraphUtils (fail-closed environment badge, native SQL engine, Teams, relationship classification), loaderUtils (transforms, RFC-4180 parser, typed coercion), updateUtils/filterUtils/historyUtils (writes, filters, history), adoption/BU/solutions/duplicates, i18n coverage (every t() key present in both locales). ESLint (real-bug rules: no-undef, no-dupe-keys…) in every pre-release pass.</w:t>
@@ -3673,7 +3729,7 @@
         <w:sz w:val="17"/>
         <w:szCs w:val="17"/>
       </w:rPr>
-      <w:t xml:space="preserve">Colvio v1.11.170 — Technical Specification  —  </w:t>
+      <w:t xml:space="preserve">Colvio v1.11.171 — Technical Specification  —  </w:t>
     </w:r>
     <w:r>
       <w:rPr>

--- a/docs/Colvio_Technical_Spec_EN.docx
+++ b/docs/Colvio_Technical_Spec_EN.docx
@@ -433,7 +433,7 @@
                 <w:sz w:val="20"/>
                 <w:szCs w:val="20"/>
               </w:rPr>
-              <w:t xml:space="preserve">336 (Vitest)</w:t>
+              <w:t xml:space="preserve">347 (Vitest)</w:t>
             </w:r>
           </w:p>
         </w:tc>
@@ -3531,10 +3531,10 @@
           <w:b/>
           <w:bCs/>
         </w:rPr>
-        <w:t xml:space="preserve">336 Vitest tests</w:t>
-      </w:r>
-      <w:r>
-        <w:t xml:space="preserve">: SQL parser (43), envDetect/sqlNative/teamUtils/relGraphUtils (fail-closed environment badge, native SQL engine, Teams, relationship classification), loaderUtils (transforms, RFC-4180 parser, typed coercion), updateUtils/filterUtils/historyUtils (writes, filters, history), adoption/BU/solutions/duplicates, i18n coverage (every t() key present in both locales). ESLint (real-bug rules: no-undef, no-dupe-keys…) in every pre-release pass.</w:t>
+        <w:t xml:space="preserve">347 Vitest tests</w:t>
+      </w:r>
+      <w:r>
+        <w:t xml:space="preserve">: SQL parser (43), envDetect/sqlNative/teamUtils/relGraphUtils/loginHistoryUtils (fail-closed environment badge, native SQL engine, Teams, relationship classification, audit access channels), loaderUtils (transforms, RFC-4180 parser, typed coercion), updateUtils/filterUtils/historyUtils (writes, filters, history), adoption/BU/solutions/duplicates, i18n coverage (every t() key present in both locales). ESLint (real-bug rules: no-undef, no-dupe-keys…) in every pre-release pass.</w:t>
       </w:r>
     </w:p>
     <w:p>

--- a/docs/Colvio_Technical_Spec_EN.docx
+++ b/docs/Colvio_Technical_Spec_EN.docx
@@ -433,7 +433,7 @@
                 <w:sz w:val="20"/>
                 <w:szCs w:val="20"/>
               </w:rPr>
-              <w:t xml:space="preserve">347 (Vitest)</w:t>
+              <w:t xml:space="preserve">350 (Vitest)</w:t>
             </w:r>
           </w:p>
         </w:tc>
@@ -3531,7 +3531,7 @@
           <w:b/>
           <w:bCs/>
         </w:rPr>
-        <w:t xml:space="preserve">347 Vitest tests</w:t>
+        <w:t xml:space="preserve">350 Vitest tests</w:t>
       </w:r>
       <w:r>
         <w:t xml:space="preserve">: SQL parser (43), envDetect/sqlNative/teamUtils/relGraphUtils/loginHistoryUtils (fail-closed environment badge, native SQL engine, Teams, relationship classification, audit access channels), loaderUtils (transforms, RFC-4180 parser, typed coercion), updateUtils/filterUtils/historyUtils (writes, filters, history), adoption/BU/solutions/duplicates, i18n coverage (every t() key present in both locales). ESLint (real-bug rules: no-undef, no-dupe-keys…) in every pre-release pass.</w:t>

--- a/docs/Colvio_Technical_Spec_EN.docx
+++ b/docs/Colvio_Technical_Spec_EN.docx
@@ -433,7 +433,7 @@
                 <w:sz w:val="20"/>
                 <w:szCs w:val="20"/>
               </w:rPr>
-              <w:t xml:space="preserve">350 (Vitest)</w:t>
+              <w:t xml:space="preserve">421 (Vitest)</w:t>
             </w:r>
           </w:p>
         </w:tc>
@@ -3531,7 +3531,7 @@
           <w:b/>
           <w:bCs/>
         </w:rPr>
-        <w:t xml:space="preserve">350 Vitest tests</w:t>
+        <w:t xml:space="preserve">421 Vitest tests</w:t>
       </w:r>
       <w:r>
         <w:t xml:space="preserve">: SQL parser (43), envDetect/sqlNative/teamUtils/relGraphUtils/loginHistoryUtils (fail-closed environment badge, native SQL engine, Teams, relationship classification, audit access channels), loaderUtils (transforms, RFC-4180 parser, typed coercion), updateUtils/filterUtils/historyUtils (writes, filters, history), adoption/BU/solutions/duplicates, i18n coverage (every t() key present in both locales). ESLint (real-bug rules: no-undef, no-dupe-keys…) in every pre-release pass.</w:t>

--- a/docs/Colvio_Technical_Spec_EN.docx
+++ b/docs/Colvio_Technical_Spec_EN.docx
@@ -433,7 +433,7 @@
                 <w:sz w:val="20"/>
                 <w:szCs w:val="20"/>
               </w:rPr>
-              <w:t xml:space="preserve">421 (Vitest)</w:t>
+              <w:t xml:space="preserve">458 (Vitest)</w:t>
             </w:r>
           </w:p>
         </w:tc>
@@ -3531,7 +3531,7 @@
           <w:b/>
           <w:bCs/>
         </w:rPr>
-        <w:t xml:space="preserve">421 Vitest tests</w:t>
+        <w:t xml:space="preserve">458 Vitest tests</w:t>
       </w:r>
       <w:r>
         <w:t xml:space="preserve">: SQL parser (43), envDetect/sqlNative/teamUtils/relGraphUtils/loginHistoryUtils (fail-closed environment badge, native SQL engine, Teams, relationship classification, audit access channels), loaderUtils (transforms, RFC-4180 parser, typed coercion), updateUtils/filterUtils/historyUtils (writes, filters, history), adoption/BU/solutions/duplicates, i18n coverage (every t() key present in both locales). ESLint (real-bug rules: no-undef, no-dupe-keys…) in every pre-release pass.</w:t>
